--- a/The Dolphins' View of History/chapters/13 - The Allegedly Dark Ages.docx
+++ b/The Dolphins' View of History/chapters/13 - The Allegedly Dark Ages.docx
@@ -18,7 +18,7 @@
           <w:sz w:val="36"/>
           <w:szCs w:val="36"/>
         </w:rPr>
-        <w:t xml:space="preserve">Chapter 13: The Allegedly Dark Ages</w:t>
+        <w:t xml:space="preserve">The Early Middle Ages, 476–1000 CE: The Allegedly Dark Ages</w:t>
       </w:r>
     </w:p>
     <w:p>

--- a/The Dolphins' View of History/chapters/13 - The Allegedly Dark Ages.docx
+++ b/The Dolphins' View of History/chapters/13 - The Allegedly Dark Ages.docx
@@ -26,23 +26,15 @@
         <w:spacing w:after="200"/>
       </w:pPr>
       <w:r>
-        <w:t xml:space="preserve">After the fall of Rome, Europe fragmented into smaller kingdoms.</w:t>
-      </w:r>
-    </w:p>
-    <w:p>
-      <w:pPr>
-        <w:spacing w:after="200"/>
-      </w:pPr>
-      <w:r>
-        <w:t xml:space="preserve">Humans later called this period the Dark Ages.</w:t>
-      </w:r>
-    </w:p>
-    <w:p>
-      <w:pPr>
-        <w:spacing w:after="200"/>
-      </w:pPr>
-      <w:r>
-        <w:t xml:space="preserve">The dolphins found this suspicious.</w:t>
+        <w:t xml:space="preserve">After the fall of Rome, western Europe fragmented into smaller kingdoms, and later humans called the centuries that followed the Dark Ages.</w:t>
+      </w:r>
+    </w:p>
+    <w:p>
+      <w:pPr>
+        <w:spacing w:after="200"/>
+      </w:pPr>
+      <w:r>
+        <w:t xml:space="preserve">The dolphins found the name suspicious.</w:t>
       </w:r>
     </w:p>
     <w:p>
@@ -70,23 +62,7 @@
         <w:spacing w:after="200"/>
       </w:pPr>
       <w:r>
-        <w:t xml:space="preserve">Yet elsewhere, life continued.</w:t>
-      </w:r>
-    </w:p>
-    <w:p>
-      <w:pPr>
-        <w:spacing w:after="200"/>
-      </w:pPr>
-      <w:r>
-        <w:t xml:space="preserve">In Constantinople, emperors governed.</w:t>
-      </w:r>
-    </w:p>
-    <w:p>
-      <w:pPr>
-        <w:spacing w:after="200"/>
-      </w:pPr>
-      <w:r>
-        <w:t xml:space="preserve">In Baghdad, scholars studied mathematics and astronomy.</w:t>
+        <w:t xml:space="preserve">Elsewhere, life went on. Emperors still governed in Constantinople, scholars in Baghdad studied mathematics and astronomy, and India and China flourished.</w:t>
       </w:r>
     </w:p>
     <w:p>
@@ -102,31 +78,15 @@
         <w:spacing w:after="200"/>
       </w:pPr>
       <w:r>
-        <w:t xml:space="preserve">Constantinople alone should have made the label harder to sustain. The emperor Justinian, ruling from 527 to 565, commissioned a systematic compilation of Roman law, the Corpus Juris Civilis, that went on to shape European legal systems for the next fifteen hundred years, and built the Hagia Sophia, completed in 537, whose vast dome remained the largest enclosed interior space anywhere on Earth for the better part of a thousand years.</w:t>
-      </w:r>
-    </w:p>
-    <w:p>
-      <w:pPr>
-        <w:spacing w:after="200"/>
-      </w:pPr>
-      <w:r>
-        <w:t xml:space="preserve">In India and China, civilizations flourished.</w:t>
-      </w:r>
-    </w:p>
-    <w:p>
-      <w:pPr>
-        <w:spacing w:after="200"/>
-      </w:pPr>
-      <w:r>
-        <w:t xml:space="preserve">The label itself has a specific culprit and a much narrower original meaning than students are usually given. The 14th-century Italian poet Petrarch coined it first, and applied it only to what he saw as the loss of classical Latin literary style in the centuries after Rome, not to the era's politics, religion, or science, and not at all to Byzantium, the Islamic world, India, or China, none of which he was thinking about.</w:t>
-      </w:r>
-    </w:p>
-    <w:p>
-      <w:pPr>
-        <w:spacing w:after="200"/>
-      </w:pPr>
-      <w:r>
-        <w:t xml:space="preserve">The dolphins concluded:</w:t>
+        <w:t xml:space="preserve">Constantinople alone should have made the label harder to sustain. The emperor Justinian, ruling from 527 to 565, commissioned a systematic compilation of Roman law, the Corpus Juris Civilis, that went on to shape European legal systems for the next fifteen hundred years, and built the Hagia Sophia, completed in 537, which remained the largest cathedral in the world for nearly a thousand years.</w:t>
+      </w:r>
+    </w:p>
+    <w:p>
+      <w:pPr>
+        <w:spacing w:after="200"/>
+      </w:pPr>
+      <w:r>
+        <w:t xml:space="preserve">The label itself has a specific culprit and a much narrower original meaning than students are usually given. The idea goes back to the 14th-century Italian poet Petrarch, who applied it only to what he saw as the loss of classical Latin literary style in the centuries after Rome, not to the era's politics, religion, or science, and not at all to Byzantium, the Islamic world, India, or China, none of which he was thinking about.</w:t>
       </w:r>
     </w:p>
     <w:p>
@@ -138,7 +98,7 @@
           <w:i/>
           <w:iCs/>
         </w:rPr>
-        <w:t xml:space="preserve">“The oceans did not notice any darkness.”</w:t>
+        <w:t xml:space="preserve">“The oceans,” the dolphins concluded, “did not notice any darkness.”</w:t>
       </w:r>
     </w:p>
     <w:p>
@@ -154,7 +114,7 @@
         <w:spacing w:after="200"/>
       </w:pPr>
       <w:r>
-        <w:t xml:space="preserve">Charlemagne, crowned Holy Roman Emperor in Rome on Christmas Day, 800 CE, gathered scholars from across Europe at his court, the Englishman Alcuin of York chief among them, and standardized a new, clearer handwriting, Carolingian minuscule, whose rounded lowercase letters are the direct ancestors of the ones printed on this page. Charlemagne himself, by his own biographer's account, kept writing tablets under his pillow to practice his letters and never fully mastered the skill.</w:t>
+        <w:t xml:space="preserve">Charlemagne, crowned Holy Roman Emperor in Rome on Christmas Day, 800 CE, gathered scholars from across Europe at his court, the Englishman Alcuin of York chief among them, and standardized a new, clearer handwriting, Carolingian minuscule, whose rounded lowercase letters are the direct ancestors of the ones printed on this page. Charlemagne himself, by his biographer Einhard's account, kept writing tablets under his pillow to practice his letters in spare moments, and began too late in life to master the skill.</w:t>
       </w:r>
     </w:p>
     <w:p>
@@ -166,7 +126,7 @@
           <w:i/>
           <w:iCs/>
         </w:rPr>
-        <w:t xml:space="preserve">“The man who revived European literacy,” dolphin historians observed, “reportedly could not write his own name. Humans, it should be said, have never let competence stand in the way of sponsorship.”</w:t>
+        <w:t xml:space="preserve">“The man who revived European literacy,” dolphin historians observed, “never quite learned to write. Humans, it should be said, have never let competence stand in the way of sponsorship.”</w:t>
       </w:r>
     </w:p>
     <w:p>
@@ -190,15 +150,43 @@
         <w:spacing w:after="200"/>
       </w:pPr>
       <w:r>
-        <w:t xml:space="preserve">Humans were, however, still deeply committed to warfare. Castles appeared.</w:t>
-      </w:r>
-    </w:p>
-    <w:p>
-      <w:pPr>
-        <w:spacing w:after="200"/>
-      </w:pPr>
-      <w:r>
-        <w:t xml:space="preserve">The dolphins were confused.</w:t>
+        <w:t xml:space="preserve">Warfare did not pause. From the ninth and tenth centuries, castles began to rise across the landscape, as lords built walls rather than settle their disputes.</w:t>
+      </w:r>
+    </w:p>
+    <w:p>
+      <w:pPr>
+        <w:spacing w:after="200"/>
+      </w:pPr>
+      <w:r>
+        <w:t xml:space="preserve">Centuries later, some humans became so dissatisfied with the traditional story that they proposed radical alternatives.</w:t>
+      </w:r>
+    </w:p>
+    <w:p>
+      <w:pPr>
+        <w:spacing w:after="200"/>
+      </w:pPr>
+      <w:r>
+        <w:t xml:space="preserve">One mathematician, Anatoly Fomenko, argued that large parts of ancient history had been misdated and that the timeline was wrong. He suggested that many events thought to belong to antiquity actually occurred much later.</w:t>
+      </w:r>
+    </w:p>
+    <w:p>
+      <w:pPr>
+        <w:spacing w:after="200"/>
+      </w:pPr>
+      <w:r>
+        <w:t xml:space="preserve">Most historians rejected this idea and pointed to archaeological evidence, written records, radiocarbon dating, and other methods that support the conventional timeline.</w:t>
+      </w:r>
+    </w:p>
+    <w:p>
+      <w:pPr>
+        <w:spacing w:after="100"/>
+      </w:pPr>
+      <w:r>
+        <w:rPr>
+          <w:b/>
+          <w:bCs/>
+        </w:rPr>
+        <w:t xml:space="preserve">From the minutes of the Society:</w:t>
       </w:r>
     </w:p>
     <w:p>
@@ -210,59 +198,7 @@
           <w:i/>
           <w:iCs/>
         </w:rPr>
-        <w:t xml:space="preserve">“Instead of solving their disputes,” dolphin historians noted, “they built larger walls.”</w:t>
-      </w:r>
-    </w:p>
-    <w:p>
-      <w:pPr>
-        <w:spacing w:after="200"/>
-      </w:pPr>
-      <w:r>
-        <w:t xml:space="preserve">Centuries later, some humans became so dissatisfied with the traditional story that they proposed radical alternatives.</w:t>
-      </w:r>
-    </w:p>
-    <w:p>
-      <w:pPr>
-        <w:spacing w:after="200"/>
-      </w:pPr>
-      <w:r>
-        <w:t xml:space="preserve">One mathematician, Anatoly Fomenko, argued that large parts of ancient history had been misdated and that the timeline was wrong. He suggested that many events thought to belong to antiquity actually occurred much later.</w:t>
-      </w:r>
-    </w:p>
-    <w:p>
-      <w:pPr>
-        <w:spacing w:after="200"/>
-      </w:pPr>
-      <w:r>
-        <w:t xml:space="preserve">Most historians rejected this idea and pointed to archaeological evidence, written records, radiocarbon dating, and other methods that support the conventional timeline.</w:t>
-      </w:r>
-    </w:p>
-    <w:p>
-      <w:pPr>
-        <w:spacing w:after="200"/>
-      </w:pPr>
-      <w:r>
-        <w:t xml:space="preserve">The dolphins regarded the dispute with amusement.</w:t>
-      </w:r>
-    </w:p>
-    <w:p>
-      <w:pPr>
-        <w:spacing w:after="200"/>
-      </w:pPr>
-      <w:r>
-        <w:rPr>
-          <w:i/>
-          <w:iCs/>
-        </w:rPr>
-        <w:t xml:space="preserve">“Human historians were arguing not merely about what happened, but about when it happened.”</w:t>
-      </w:r>
-    </w:p>
-    <w:p>
-      <w:pPr>
-        <w:spacing w:after="200"/>
-      </w:pPr>
-      <w:r>
-        <w:t xml:space="preserve">After studying both sides, the International Dolphin Historical Society reached its own verdict.</w:t>
+        <w:t xml:space="preserve">Motion to adopt Fomenko's chronology: defeated, unanimously, by both halves of every brain present. Motion to retire the phrase “Dark Ages”: carried, with one abstention from a member who wished it recorded that the North Sea in the ninth century was, in fact, quite dark.</w:t>
       </w:r>
     </w:p>
     <w:p>

--- a/The Dolphins' View of History/chapters/13 - The Allegedly Dark Ages.docx
+++ b/The Dolphins' View of History/chapters/13 - The Allegedly Dark Ages.docx
@@ -186,7 +186,7 @@
           <w:b/>
           <w:bCs/>
         </w:rPr>
-        <w:t xml:space="preserve">From the minutes of the Society:</w:t>
+        <w:t xml:space="preserve">From the minutes of the Society, on the question of the Dark Ages:</w:t>
       </w:r>
     </w:p>
     <w:p>

--- a/The Dolphins' View of History/chapters/13 - The Allegedly Dark Ages.docx
+++ b/The Dolphins' View of History/chapters/13 - The Allegedly Dark Ages.docx
@@ -9,6 +9,7 @@
         <w:jc w:val="center"/>
         <w:outlineLvl w:val="0"/>
       </w:pPr>
+      <w:bookmarkStart w:name="_Chapter004" w:id="1"/>
       <w:r>
         <w:rPr>
           <w:rFonts w:ascii="Amazon Ember" w:cs="Amazon Ember" w:eastAsia="Amazon Ember" w:hAnsi="Amazon Ember"/>
@@ -20,6 +21,7 @@
         </w:rPr>
         <w:t xml:space="preserve">The Early Middle Ages, 476–1000 CE: The Allegedly Dark Ages</w:t>
       </w:r>
+      <w:bookmarkEnd w:id="1"/>
     </w:p>
     <w:p>
       <w:pPr>
@@ -70,7 +72,7 @@
         <w:spacing w:after="200"/>
       </w:pPr>
       <w:r>
-        <w:t xml:space="preserve">Baghdad's House of Wisdom deserves a name, not just a mention. Al-Khwarizmi worked there in the 9th century and left behind two words still in daily use: algebra, from the title of his book on solving equations, and algorithm, a Latinized version of his own name. Humans, it should be noted, named a basic unit of modern computing after a mathematician from the middle of their allegedly dark age.</w:t>
+        <w:t xml:space="preserve">Baghdad’s House of Wisdom deserves a name, not just a mention. Al-Khwarizmi worked there in the 9th century and left behind two words still in daily use: algebra, from the title of his book on solving equations, and algorithm, a Latinized version of his own name. Humans, it should be noted, named a basic unit of modern computing after a mathematician from the middle of their allegedly dark age.</w:t>
       </w:r>
     </w:p>
     <w:p>
@@ -86,7 +88,7 @@
         <w:spacing w:after="200"/>
       </w:pPr>
       <w:r>
-        <w:t xml:space="preserve">The label itself has a specific culprit and a much narrower original meaning than students are usually given. The idea goes back to the 14th-century Italian poet Petrarch, who applied it only to what he saw as the loss of classical Latin literary style in the centuries after Rome, not to the era's politics, religion, or science, and not at all to Byzantium, the Islamic world, India, or China, none of which he was thinking about.</w:t>
+        <w:t xml:space="preserve">The label itself has a specific culprit and a much narrower original meaning than students are usually given. The idea goes back to the 14th-century Italian poet Petrarch, who applied it only to what he saw as the loss of classical Latin literary style in the centuries after Rome, not to the era’s politics, religion, or science, and not at all to Byzantium, the Islamic world, India, or China, none of which he was thinking about.</w:t>
       </w:r>
     </w:p>
     <w:p>
@@ -114,7 +116,7 @@
         <w:spacing w:after="200"/>
       </w:pPr>
       <w:r>
-        <w:t xml:space="preserve">Charlemagne, crowned Holy Roman Emperor in Rome on Christmas Day, 800 CE, gathered scholars from across Europe at his court, the Englishman Alcuin of York chief among them, and standardized a new, clearer handwriting, Carolingian minuscule, whose rounded lowercase letters are the direct ancestors of the ones printed on this page. Charlemagne himself, by his biographer Einhard's account, kept writing tablets under his pillow to practice his letters in spare moments, and began too late in life to master the skill.</w:t>
+        <w:t xml:space="preserve">Charlemagne, crowned Holy Roman Emperor in Rome on Christmas Day, 800 CE, gathered scholars from across Europe at his court, the Englishman Alcuin of York chief among them, and standardized a new, clearer handwriting, Carolingian minuscule, whose rounded lowercase letters are the direct ancestors of the ones printed on this page. Charlemagne himself, by his biographer Einhard’s account, kept writing tablets under his pillow to practice his letters in spare moments, and began too late in life to master the skill.</w:t>
       </w:r>
     </w:p>
     <w:p>
@@ -142,7 +144,7 @@
         <w:spacing w:after="200"/>
       </w:pPr>
       <w:r>
-        <w:t xml:space="preserve">One popular idea about the period is worth correcting directly, since it runs exactly backward. Educated medieval Europeans did not believe the world was flat. The Earth's sphericity, established by Greek astronomers centuries earlier, was standard teaching in medieval universities and never seriously disputed by anyone with an education to lose. The flat-earth myth about the era was largely manufactured in the 19th century, not least by Washington Irving's mostly invented 1828 biography of Columbus, which put a fictional flat-earth argument into the mouths of scholars who had never made one.</w:t>
+        <w:t xml:space="preserve">One popular idea about the period is worth correcting directly, since it runs exactly backward. Educated medieval Europeans did not believe the world was flat. The Earth’s sphericity, established by Greek astronomers centuries earlier, was standard teaching in medieval universities and never seriously disputed by anyone with an education to lose. The flat-earth myth about the era was largely manufactured in the 19th century, not least by Washington Irving’s mostly invented 1828 biography of Columbus, which put a fictional flat-earth argument into the mouths of scholars who had never made one.</w:t>
       </w:r>
     </w:p>
     <w:p>
@@ -198,7 +200,7 @@
           <w:i/>
           <w:iCs/>
         </w:rPr>
-        <w:t xml:space="preserve">Motion to adopt Fomenko's chronology: defeated, unanimously, by both halves of every brain present. Motion to retire the phrase “Dark Ages”: carried, with one abstention from a member who wished it recorded that the North Sea in the ninth century was, in fact, quite dark.</w:t>
+        <w:t xml:space="preserve">Motion to adopt Fomenko’s chronology: defeated, unanimously, by both halves of every brain present. Motion to retire the phrase “Dark Ages”: carried, with one abstention from a member who wished it recorded that the North Sea in the ninth century was, in fact, quite dark.</w:t>
       </w:r>
     </w:p>
     <w:p>

--- a/The Dolphins' View of History/chapters/13 - The Allegedly Dark Ages.docx
+++ b/The Dolphins' View of History/chapters/13 - The Allegedly Dark Ages.docx
@@ -5,6 +5,7 @@
     <w:p>
       <w:pPr>
         <w:pStyle w:val="Heading1"/>
+        <w:pageBreakBefore/>
         <w:spacing w:after="300"/>
         <w:jc w:val="center"/>
         <w:outlineLvl w:val="0"/>
@@ -15,9 +16,9 @@
           <w:rFonts w:ascii="Amazon Ember" w:cs="Amazon Ember" w:eastAsia="Amazon Ember" w:hAnsi="Amazon Ember"/>
           <w:b/>
           <w:bCs/>
-          <w:color w:val="0000FF"/>
-          <w:sz w:val="36"/>
-          <w:szCs w:val="36"/>
+          <w:color w:val="1F4E79"/>
+          <w:sz w:val="32"/>
+          <w:szCs w:val="32"/>
         </w:rPr>
         <w:t xml:space="preserve">The Early Middle Ages, 476–1000 CE: The Allegedly Dark Ages</w:t>
       </w:r>
@@ -228,7 +229,7 @@
       </w:r>
     </w:p>
     <w:sectPr>
-      <w:pgSz w:w="12240" w:h="15840" w:orient="portrait"/>
+      <w:pgSz w:w="8640" w:h="12960" w:orient="portrait"/>
       <w:pgMar w:top="1440" w:right="1440" w:bottom="1440" w:left="1440" w:header="708" w:footer="708" w:gutter="0"/>
       <w:pgNumType/>
       <w:docGrid w:linePitch="360"/>

--- a/The Dolphins' View of History/chapters/13 - The Allegedly Dark Ages.docx
+++ b/The Dolphins' View of History/chapters/13 - The Allegedly Dark Ages.docx
@@ -57,7 +57,7 @@
         <w:spacing w:after="200"/>
       </w:pPr>
       <w:r>
-        <w:t xml:space="preserve">There were fewer records than during the Roman Empire, and many cities shrank. Trade became less extensive in some regions.</w:t>
+        <w:t xml:space="preserve">There were fewer records than during the Roman Empire, many cities shrank, and in parts of the former Western Empire — Britain especially — the archaeological record this book’s Rome chapter cited (fewer coins, cruder pottery, smaller buildings) shows a genuine, sharp drop in material life, not just missing paperwork. That was a regional collapse, though, not a global one.</w:t>
       </w:r>
     </w:p>
     <w:p>
@@ -117,7 +117,7 @@
         <w:spacing w:after="200"/>
       </w:pPr>
       <w:r>
-        <w:t xml:space="preserve">Charlemagne, crowned Holy Roman Emperor in Rome on Christmas Day, 800 CE, gathered scholars from across Europe at his court, the Englishman Alcuin of York chief among them, and standardized a new, clearer handwriting, Carolingian minuscule, whose rounded lowercase letters are the direct ancestors of the ones printed on this page. Charlemagne himself, by his biographer Einhard’s account, kept writing tablets under his pillow to practice his letters in spare moments, and began too late in life to master the skill.</w:t>
+        <w:t xml:space="preserve">Charlemagne, crowned Emperor of the Romans in Rome on Christmas Day, 800 CE — reviving the imperial title in the West more than a century before Otto I’s 962 coronation gave rise to what later became known as the Holy Roman Empire — gathered scholars from across Europe at his court, the Englishman Alcuin of York chief among them, and standardized a new, clearer handwriting, Carolingian minuscule, whose rounded lowercase letters are the direct ancestors of the ones printed on this page. Charlemagne himself, by his biographer Einhard’s account, kept writing tablets under his pillow to practice his letters in spare moments, and began too late in life to master the skill.</w:t>
       </w:r>
     </w:p>
     <w:p>
